--- a/rapports/2026-06-06/EQ29/EQ29_enq2_v2/DR_062202010008/00-70-46-78.docx
+++ b/rapports/2026-06-06/EQ29/EQ29_enq2_v2/DR_062202010008/00-70-46-78.docx
@@ -297,7 +297,7 @@
           <w:color w:val="1F6FEB"/>
           <w:sz w:val="22"/>
         </w:rPr>
-        <w:t>⚠ INCOHÉRENCES À CORRIGER (210)</w:t>
+        <w:t>⚠ INCOHÉRENCES À CORRIGER (198)</w:t>
       </w:r>
     </w:p>
     <w:tbl>
@@ -575,7 +575,7 @@
                 <w:i w:val="0"/>
                 <w:sz w:val="17"/>
               </w:rPr>
-              <w:t>Incoherence! La mère de aliou diagne est trop jeune ou vielle pour avoir aliou diagne selon l'écart d'âge (12 ans) entre lui et sa mère, prière de revoir l'âge de aliou diagne ou de sa mère.</w:t>
+              <w:t>Incoherence! diarra diagne a declaré que la branche d'activité de son père est  alors que le père lui-même declare comme branche Agriculture, Elevage, Pêche au niveau de la section 4a.</w:t>
             </w:r>
           </w:p>
         </w:tc>
@@ -634,7 +634,7 @@
                 <w:color w:val="16A34A"/>
                 <w:sz w:val="16"/>
               </w:rPr>
-              <w:t>—</w:t>
+              <w:t>s01q25, s01q30, s04q23, s01q00b, s01q30_decode, s04q23_decode</w:t>
             </w:r>
           </w:p>
         </w:tc>
@@ -665,7 +665,7 @@
                 <w:i w:val="0"/>
                 <w:sz w:val="17"/>
               </w:rPr>
-              <w:t>Incoherence! aliou diagne a declaré que la branche d'activité de son père est  alors que le père lui-même declare comme branche Agriculture, Elevage, Pêche au niveau de la section 4a.</w:t>
+              <w:t>Incoherence! diarra diagne a declaré que la catégorie socioprofessionnelle de son père est  alors que le père lui-même declare comme catégorie socioprofessionnelle Travailleur pour compte propre au niveau de la section 4a.</w:t>
             </w:r>
           </w:p>
         </w:tc>
@@ -724,7 +724,7 @@
                 <w:color w:val="16A34A"/>
                 <w:sz w:val="16"/>
               </w:rPr>
-              <w:t>s01q25, s01q30, s04q23, s01q00b, s01q30_decode, s04q23_decode</w:t>
+              <w:t>—</w:t>
             </w:r>
           </w:p>
         </w:tc>
@@ -755,7 +755,7 @@
                 <w:i w:val="0"/>
                 <w:sz w:val="17"/>
               </w:rPr>
-              <w:t>Incoherence! aliou diagne a declaré que la catégorie socioprofessionnelle de son père est  alors que le père lui-même declare comme catégorie socioprofessionnelle Travailleur pour compte propre au niveau de la section 4a.</w:t>
+              <w:t>Incoherence! diarra diagne a declaré que le secteur institutionnel de son père est  alors que le père lui-même declare comme secteur institutionnel Entreprise individuelle au niveau de la section 4a.</w:t>
             </w:r>
           </w:p>
         </w:tc>
@@ -845,7 +845,7 @@
                 <w:i w:val="0"/>
                 <w:sz w:val="17"/>
               </w:rPr>
-              <w:t>Incoherence! aliou diagne a declaré que le secteur institutionnel de son père est  alors que le père lui-même declare comme secteur institutionnel Entreprise individuelle au niveau de la section 4a.</w:t>
+              <w:t>Incoherence! La mère de aliou diagne est trop jeune ou vielle pour avoir aliou diagne selon l'écart d'âge (12 ans) entre lui et sa mère, prière de revoir l'âge de aliou diagne ou de sa mère.</w:t>
             </w:r>
           </w:p>
         </w:tc>
@@ -904,7 +904,7 @@
                 <w:color w:val="16A34A"/>
                 <w:sz w:val="16"/>
               </w:rPr>
-              <w:t>s01q32, s01q37, s04q23, s01q00b, s01q37_decode, s04q23_decode</w:t>
+              <w:t>—</w:t>
             </w:r>
           </w:p>
         </w:tc>
@@ -935,7 +935,7 @@
                 <w:i w:val="0"/>
                 <w:sz w:val="17"/>
               </w:rPr>
-              <w:t>Incoherence! aliou diagne a declaré que la catégorie socioprofessionnelle de sa mère est  alors que la mère elle-même declare comme catégorie socioprofessionnelle Travailleur pour compte propre au niveau de la section 4b.</w:t>
+              <w:t>Incoherence! aliou diagne a declaré que la branche d'activité de son père est  alors que le père lui-même declare comme branche Agriculture, Elevage, Pêche au niveau de la section 4a.</w:t>
             </w:r>
           </w:p>
         </w:tc>
@@ -994,7 +994,7 @@
                 <w:color w:val="16A34A"/>
                 <w:sz w:val="16"/>
               </w:rPr>
-              <w:t>s01q39</w:t>
+              <w:t>s01q25, s01q30, s04q23, s01q00b, s01q30_decode, s04q23_decode</w:t>
             </w:r>
           </w:p>
         </w:tc>
@@ -1025,7 +1025,7 @@
                 <w:i w:val="0"/>
                 <w:sz w:val="17"/>
               </w:rPr>
-              <w:t>Incoherence! Yacine diagne dispose d'un téléphone portable à s01q39, donc la raison évoquée ne peut pas être (ne dispose pas d'appareil).</w:t>
+              <w:t>Incoherence! aliou diagne a declaré que la catégorie socioprofessionnelle de son père est  alors que le père lui-même declare comme catégorie socioprofessionnelle Travailleur pour compte propre au niveau de la section 4a.</w:t>
             </w:r>
           </w:p>
         </w:tc>
@@ -1084,7 +1084,7 @@
                 <w:color w:val="16A34A"/>
                 <w:sz w:val="16"/>
               </w:rPr>
-              <w:t>s01q25, s01q30, s04q23, s01q00b, s01q30_decode, s04q23_decode</w:t>
+              <w:t>—</w:t>
             </w:r>
           </w:p>
         </w:tc>
@@ -1115,7 +1115,7 @@
                 <w:i w:val="0"/>
                 <w:sz w:val="17"/>
               </w:rPr>
-              <w:t>Incoherence! amath diagne a declaré que la catégorie socioprofessionnelle de son père est  alors que le père lui-même declare comme catégorie socioprofessionnelle Travailleur pour compte propre au niveau de la section 4b.</w:t>
+              <w:t>Incoherence! aliou diagne a declaré que le secteur institutionnel de son père est  alors que le père lui-même declare comme secteur institutionnel Entreprise individuelle au niveau de la section 4a.</w:t>
             </w:r>
           </w:p>
         </w:tc>
@@ -1174,7 +1174,7 @@
                 <w:color w:val="16A34A"/>
                 <w:sz w:val="16"/>
               </w:rPr>
-              <w:t>s01q25, s01q30, s04q23, s01q00b, s01q30_decode, s04q23_decode</w:t>
+              <w:t>s01q32, s01q37, s04q23, s01q00b, s01q37_decode, s04q23_decode</w:t>
             </w:r>
           </w:p>
         </w:tc>
@@ -1205,7 +1205,7 @@
                 <w:i w:val="0"/>
                 <w:sz w:val="17"/>
               </w:rPr>
-              <w:t>Incoherence! babacar diagne a declaré que la catégorie socioprofessionnelle de son père est  alors que le père lui-même declare comme catégorie socioprofessionnelle Travailleur pour compte propre au niveau de la section 4b.</w:t>
+              <w:t>Incoherence! aliou diagne a declaré que la catégorie socioprofessionnelle de sa mère est  alors que la mère elle-même declare comme catégorie socioprofessionnelle Travailleur pour compte propre au niveau de la section 4b.</w:t>
             </w:r>
           </w:p>
         </w:tc>
@@ -1295,7 +1295,7 @@
                 <w:i w:val="0"/>
                 <w:sz w:val="17"/>
               </w:rPr>
-              <w:t>Incoherence! babacar diagne a dit que sa mère a un niveau  alors que la mère elle-même dit qu'elle a un niveau Secondaire 1 (Moyen) Général au niveau de la section 2.</w:t>
+              <w:t>Incoherence! Le père de awa diagne est trop jeune ou vieux pour avoir awa diagne selon l'écart d'âge (77 ans) entre lui et son père, prière de revoir l'âge de awa diagne ou de son père.</w:t>
             </w:r>
           </w:p>
         </w:tc>
@@ -1354,7 +1354,7 @@
                 <w:color w:val="16A34A"/>
                 <w:sz w:val="16"/>
               </w:rPr>
-              <w:t>s01q25, s01q30, s04q23, s01q00b, s01q30_decode, s04q23_decode</w:t>
+              <w:t>—</w:t>
             </w:r>
           </w:p>
         </w:tc>
@@ -1385,7 +1385,7 @@
                 <w:i w:val="0"/>
                 <w:sz w:val="17"/>
               </w:rPr>
-              <w:t>Incoherence! halima diagne a declaré que la catégorie socioprofessionnelle de son père est  alors que le père lui-même declare comme catégorie socioprofessionnelle Travailleur pour compte propre au niveau de la section 4b.</w:t>
+              <w:t>Incoherence! awa diagne a declaré que la branche d'activité de son père est  alors que le père lui-même declare comme branche Agriculture, Elevage, Pêche au niveau de la section 4a.</w:t>
             </w:r>
           </w:p>
         </w:tc>
@@ -1475,7 +1475,7 @@
                 <w:i w:val="0"/>
                 <w:sz w:val="17"/>
               </w:rPr>
-              <w:t>Incoherence! moustapha diagne a declaré que la catégorie socioprofessionnelle de son père est  alors que le père lui-même declare comme catégorie socioprofessionnelle Travailleur pour compte propre au niveau de la section 4b.</w:t>
+              <w:t>Incoherence! awa diagne a declaré que la catégorie socioprofessionnelle de son père est  alors que le père lui-même declare comme catégorie socioprofessionnelle Travailleur pour compte propre au niveau de la section 4a.</w:t>
             </w:r>
           </w:p>
         </w:tc>
@@ -1565,7 +1565,7 @@
                 <w:i w:val="0"/>
                 <w:sz w:val="17"/>
               </w:rPr>
-              <w:t>Incoherence! moustapha diagne a dit que sa mère a un niveau  alors que la mère elle-même dit qu'elle a un niveau Secondaire 1 (Moyen) Général au niveau de la section 2.</w:t>
+              <w:t>Incoherence! awa diagne a declaré que le secteur institutionnel de son père est  alors que le père lui-même declare comme secteur institutionnel Entreprise individuelle au niveau de la section 4a.</w:t>
             </w:r>
           </w:p>
         </w:tc>
@@ -1655,7 +1655,7 @@
                 <w:i w:val="0"/>
                 <w:sz w:val="17"/>
               </w:rPr>
-              <w:t>Incoherence! Le père de awa diagne est trop jeune ou vieux pour avoir awa diagne selon l'écart d'âge (77 ans) entre lui et son père, prière de revoir l'âge de awa diagne ou de son père.</w:t>
+              <w:t>Incoherence! Le père de habib diagne est trop jeune ou vieux pour avoir habib diagne selon l'écart d'âge (78 ans) entre lui et son père, prière de revoir l'âge de habib diagne ou de son père.</w:t>
             </w:r>
           </w:p>
         </w:tc>
@@ -1745,7 +1745,7 @@
                 <w:i w:val="0"/>
                 <w:sz w:val="17"/>
               </w:rPr>
-              <w:t>Incoherence! awa diagne a declaré que la branche d'activité de son père est  alors que le père lui-même declare comme branche Agriculture, Elevage, Pêche au niveau de la section 4a.</w:t>
+              <w:t>Incoherence! habib diagne a declaré que la branche d'activité de son père est  alors que le père lui-même declare comme branche Agriculture, Elevage, Pêche au niveau de la section 4a.</w:t>
             </w:r>
           </w:p>
         </w:tc>
@@ -1835,7 +1835,7 @@
                 <w:i w:val="0"/>
                 <w:sz w:val="17"/>
               </w:rPr>
-              <w:t>Incoherence! awa diagne a declaré que la catégorie socioprofessionnelle de son père est  alors que le père lui-même declare comme catégorie socioprofessionnelle Travailleur pour compte propre au niveau de la section 4a.</w:t>
+              <w:t>Incoherence! habib diagne a declaré que la catégorie socioprofessionnelle de son père est  alors que le père lui-même declare comme catégorie socioprofessionnelle Travailleur pour compte propre au niveau de la section 4a.</w:t>
             </w:r>
           </w:p>
         </w:tc>
@@ -1925,7 +1925,7 @@
                 <w:i w:val="0"/>
                 <w:sz w:val="17"/>
               </w:rPr>
-              <w:t>Incoherence! awa diagne a declaré que le secteur institutionnel de son père est  alors que le père lui-même declare comme secteur institutionnel Entreprise individuelle au niveau de la section 4a.</w:t>
+              <w:t>Incoherence! habib diagne a declaré que le secteur institutionnel de son père est  alors que le père lui-même declare comme secteur institutionnel Entreprise individuelle au niveau de la section 4a.</w:t>
             </w:r>
           </w:p>
         </w:tc>
@@ -1984,7 +1984,7 @@
                 <w:color w:val="16A34A"/>
                 <w:sz w:val="16"/>
               </w:rPr>
-              <w:t>—</w:t>
+              <w:t>s01q39</w:t>
             </w:r>
           </w:p>
         </w:tc>
@@ -2015,7 +2015,7 @@
                 <w:i w:val="0"/>
                 <w:sz w:val="17"/>
               </w:rPr>
-              <w:t>Incoherence! coumba diagne a declaré que la branche d'activité de son père est  alors que le père lui-même declare comme branche Agriculture, Elevage, Pêche au niveau de la section 4a.</w:t>
+              <w:t>Incoherence! Yacine diagne dispose d'un téléphone portable à s01q39, donc la raison évoquée ne peut pas être (ne dispose pas d'appareil).</w:t>
             </w:r>
           </w:p>
         </w:tc>
@@ -2105,7 +2105,7 @@
                 <w:i w:val="0"/>
                 <w:sz w:val="17"/>
               </w:rPr>
-              <w:t>Incoherence! coumba diagne a declaré que la catégorie socioprofessionnelle de son père est  alors que le père lui-même declare comme catégorie socioprofessionnelle Travailleur pour compte propre au niveau de la section 4a.</w:t>
+              <w:t>Incoherence! amath diagne a declaré que la catégorie socioprofessionnelle de son père est  alors que le père lui-même declare comme catégorie socioprofessionnelle Travailleur pour compte propre au niveau de la section 4b.</w:t>
             </w:r>
           </w:p>
         </w:tc>
@@ -2164,7 +2164,7 @@
                 <w:color w:val="16A34A"/>
                 <w:sz w:val="16"/>
               </w:rPr>
-              <w:t>—</w:t>
+              <w:t>s01q25, s01q30, s04q23, s01q00b, s01q30_decode, s04q23_decode</w:t>
             </w:r>
           </w:p>
         </w:tc>
@@ -2195,7 +2195,7 @@
                 <w:i w:val="0"/>
                 <w:sz w:val="17"/>
               </w:rPr>
-              <w:t>Incoherence! coumba diagne a declaré que le secteur institutionnel de son père est  alors que le père lui-même declare comme secteur institutionnel Entreprise individuelle au niveau de la section 4a.</w:t>
+              <w:t>Incoherence! babacar diagne a declaré que la catégorie socioprofessionnelle de son père est  alors que le père lui-même declare comme catégorie socioprofessionnelle Travailleur pour compte propre au niveau de la section 4b.</w:t>
             </w:r>
           </w:p>
         </w:tc>
@@ -2254,7 +2254,7 @@
                 <w:color w:val="16A34A"/>
                 <w:sz w:val="16"/>
               </w:rPr>
-              <w:t>s01q32, s01q37, s04q23, s01q00b, s01q37_decode, s04q23_decode</w:t>
+              <w:t>—</w:t>
             </w:r>
           </w:p>
         </w:tc>
@@ -2285,7 +2285,7 @@
                 <w:i w:val="0"/>
                 <w:sz w:val="17"/>
               </w:rPr>
-              <w:t>Incoherence! coumba diagne a declaré que la catégorie socioprofessionnelle de sa mère est  alors que la mère elle-même declare comme catégorie socioprofessionnelle Travailleur pour compte propre au niveau de la section 4b.</w:t>
+              <w:t>Incoherence! babacar diagne a dit que sa mère a un niveau  alors que la mère elle-même dit qu'elle a un niveau Secondaire 1 (Moyen) Général au niveau de la section 2.</w:t>
             </w:r>
           </w:p>
         </w:tc>
@@ -2375,7 +2375,7 @@
                 <w:i w:val="0"/>
                 <w:sz w:val="17"/>
               </w:rPr>
-              <w:t>Incoherence! daba diagne a declaré que la branche d'activité de son père est  alors que le père lui-même declare comme branche Agriculture, Elevage, Pêche au niveau de la section 4a.</w:t>
+              <w:t>Incoherence! coumba diagne a declaré que la branche d'activité de son père est  alors que le père lui-même declare comme branche Agriculture, Elevage, Pêche au niveau de la section 4a.</w:t>
             </w:r>
           </w:p>
         </w:tc>
@@ -2465,7 +2465,7 @@
                 <w:i w:val="0"/>
                 <w:sz w:val="17"/>
               </w:rPr>
-              <w:t>Incoherence! daba diagne a declaré que la catégorie socioprofessionnelle de son père est  alors que le père lui-même declare comme catégorie socioprofessionnelle Travailleur pour compte propre au niveau de la section 4a.</w:t>
+              <w:t>Incoherence! coumba diagne a declaré que la catégorie socioprofessionnelle de son père est  alors que le père lui-même declare comme catégorie socioprofessionnelle Travailleur pour compte propre au niveau de la section 4a.</w:t>
             </w:r>
           </w:p>
         </w:tc>
@@ -2555,7 +2555,7 @@
                 <w:i w:val="0"/>
                 <w:sz w:val="17"/>
               </w:rPr>
-              <w:t>Incoherence! daba diagne a declaré que le secteur institutionnel de son père est  alors que le père lui-même declare comme secteur institutionnel Entreprise individuelle au niveau de la section 4a.</w:t>
+              <w:t>Incoherence! coumba diagne a declaré que le secteur institutionnel de son père est  alors que le père lui-même declare comme secteur institutionnel Entreprise individuelle au niveau de la section 4a.</w:t>
             </w:r>
           </w:p>
         </w:tc>
@@ -2614,7 +2614,7 @@
                 <w:color w:val="16A34A"/>
                 <w:sz w:val="16"/>
               </w:rPr>
-              <w:t>—</w:t>
+              <w:t>s01q32, s01q37, s04q23, s01q00b, s01q37_decode, s04q23_decode</w:t>
             </w:r>
           </w:p>
         </w:tc>
@@ -2645,7 +2645,7 @@
                 <w:i w:val="0"/>
                 <w:sz w:val="17"/>
               </w:rPr>
-              <w:t>Incoherence! diarra diagne a declaré que la branche d'activité de son père est  alors que le père lui-même declare comme branche Agriculture, Elevage, Pêche au niveau de la section 4a.</w:t>
+              <w:t>Incoherence! coumba diagne a declaré que la catégorie socioprofessionnelle de sa mère est  alors que la mère elle-même declare comme catégorie socioprofessionnelle Travailleur pour compte propre au niveau de la section 4b.</w:t>
             </w:r>
           </w:p>
         </w:tc>
@@ -2704,7 +2704,7 @@
                 <w:color w:val="16A34A"/>
                 <w:sz w:val="16"/>
               </w:rPr>
-              <w:t>s01q25, s01q30, s04q23, s01q00b, s01q30_decode, s04q23_decode</w:t>
+              <w:t>—</w:t>
             </w:r>
           </w:p>
         </w:tc>
@@ -2735,7 +2735,7 @@
                 <w:i w:val="0"/>
                 <w:sz w:val="17"/>
               </w:rPr>
-              <w:t>Incoherence! diarra diagne a declaré que la catégorie socioprofessionnelle de son père est  alors que le père lui-même declare comme catégorie socioprofessionnelle Travailleur pour compte propre au niveau de la section 4a.</w:t>
+              <w:t>Incoherence! daba diagne a declaré que la branche d'activité de son père est  alors que le père lui-même declare comme branche Agriculture, Elevage, Pêche au niveau de la section 4a.</w:t>
             </w:r>
           </w:p>
         </w:tc>
@@ -2794,7 +2794,7 @@
                 <w:color w:val="16A34A"/>
                 <w:sz w:val="16"/>
               </w:rPr>
-              <w:t>—</w:t>
+              <w:t>s01q25, s01q30, s04q23, s01q00b, s01q30_decode, s04q23_decode</w:t>
             </w:r>
           </w:p>
         </w:tc>
@@ -2825,7 +2825,7 @@
                 <w:i w:val="0"/>
                 <w:sz w:val="17"/>
               </w:rPr>
-              <w:t>Incoherence! diarra diagne a declaré que le secteur institutionnel de son père est  alors que le père lui-même declare comme secteur institutionnel Entreprise individuelle au niveau de la section 4a.</w:t>
+              <w:t>Incoherence! daba diagne a declaré que la catégorie socioprofessionnelle de son père est  alors que le père lui-même declare comme catégorie socioprofessionnelle Travailleur pour compte propre au niveau de la section 4a.</w:t>
             </w:r>
           </w:p>
         </w:tc>
@@ -2884,7 +2884,7 @@
                 <w:color w:val="16A34A"/>
                 <w:sz w:val="16"/>
               </w:rPr>
-              <w:t>s01q25, s01q30, s04q23, s01q00b, s01q30_decode, s04q23_decode</w:t>
+              <w:t>—</w:t>
             </w:r>
           </w:p>
         </w:tc>
@@ -2915,7 +2915,7 @@
                 <w:i w:val="0"/>
                 <w:sz w:val="17"/>
               </w:rPr>
-              <w:t>Incoherence! fatou diagne a declaré que la catégorie socioprofessionnelle de son père est  alors que le père lui-même declare comme catégorie socioprofessionnelle Travailleur pour compte propre au niveau de la section 4b.</w:t>
+              <w:t>Incoherence! daba diagne a declaré que le secteur institutionnel de son père est  alors que le père lui-même declare comme secteur institutionnel Entreprise individuelle au niveau de la section 4a.</w:t>
             </w:r>
           </w:p>
         </w:tc>
@@ -2974,7 +2974,7 @@
                 <w:color w:val="16A34A"/>
                 <w:sz w:val="16"/>
               </w:rPr>
-              <w:t>—</w:t>
+              <w:t>s01q25, s01q30, s04q23, s01q00b, s01q30_decode, s04q23_decode</w:t>
             </w:r>
           </w:p>
         </w:tc>
@@ -3005,7 +3005,7 @@
                 <w:i w:val="0"/>
                 <w:sz w:val="17"/>
               </w:rPr>
-              <w:t>Incoherence! Le père de habib diagne est trop jeune ou vieux pour avoir habib diagne selon l'écart d'âge (78 ans) entre lui et son père, prière de revoir l'âge de habib diagne ou de son père.</w:t>
+              <w:t>Incoherence! fatou diagne a declaré que la catégorie socioprofessionnelle de son père est  alors que le père lui-même declare comme catégorie socioprofessionnelle Travailleur pour compte propre au niveau de la section 4b.</w:t>
             </w:r>
           </w:p>
         </w:tc>
@@ -3064,7 +3064,7 @@
                 <w:color w:val="16A34A"/>
                 <w:sz w:val="16"/>
               </w:rPr>
-              <w:t>—</w:t>
+              <w:t>s01q25, s01q30, s04q23, s01q00b, s01q30_decode, s04q23_decode</w:t>
             </w:r>
           </w:p>
         </w:tc>
@@ -3095,7 +3095,7 @@
                 <w:i w:val="0"/>
                 <w:sz w:val="17"/>
               </w:rPr>
-              <w:t>Incoherence! habib diagne a declaré que la branche d'activité de son père est  alors que le père lui-même declare comme branche Agriculture, Elevage, Pêche au niveau de la section 4a.</w:t>
+              <w:t>Incoherence! halima diagne a declaré que la catégorie socioprofessionnelle de son père est  alors que le père lui-même declare comme catégorie socioprofessionnelle Travailleur pour compte propre au niveau de la section 4b.</w:t>
             </w:r>
           </w:p>
         </w:tc>
@@ -3185,7 +3185,7 @@
                 <w:i w:val="0"/>
                 <w:sz w:val="17"/>
               </w:rPr>
-              <w:t>Incoherence! habib diagne a declaré que la catégorie socioprofessionnelle de son père est  alors que le père lui-même declare comme catégorie socioprofessionnelle Travailleur pour compte propre au niveau de la section 4a.</w:t>
+              <w:t>Incoherence! moustapha diagne a declaré que la catégorie socioprofessionnelle de son père est  alors que le père lui-même declare comme catégorie socioprofessionnelle Travailleur pour compte propre au niveau de la section 4b.</w:t>
             </w:r>
           </w:p>
         </w:tc>
@@ -3275,7 +3275,7 @@
                 <w:i w:val="0"/>
                 <w:sz w:val="17"/>
               </w:rPr>
-              <w:t>Incoherence! habib diagne a declaré que le secteur institutionnel de son père est  alors que le père lui-même declare comme secteur institutionnel Entreprise individuelle au niveau de la section 4a.</w:t>
+              <w:t>Incoherence! moustapha diagne a dit que sa mère a un niveau  alors que la mère elle-même dit qu'elle a un niveau Secondaire 1 (Moyen) Général au niveau de la section 2.</w:t>
             </w:r>
           </w:p>
         </w:tc>
@@ -5224,7 +5224,7 @@
                 <w:color w:val="16A34A"/>
                 <w:sz w:val="16"/>
               </w:rPr>
-              <w:t>—</w:t>
+              <w:t>s01q00</w:t>
             </w:r>
           </w:p>
         </w:tc>
@@ -5255,7 +5255,7 @@
                 <w:i w:val="0"/>
                 <w:sz w:val="17"/>
               </w:rPr>
-              <w:t>Dans le cas contraire rassurez vous que c'est bien son fils/fille biologique.</w:t>
+              <w:t>Attention ! Vous avez déclaré en s01q00 que le répondant est la personne elle-même, or diarra diagne est trop jeune (9 ans) pour fournir des informations correctes.</w:t>
             </w:r>
           </w:p>
         </w:tc>
@@ -5345,7 +5345,7 @@
                 <w:i w:val="0"/>
                 <w:sz w:val="17"/>
               </w:rPr>
-              <w:t>Attention ! Le montant (5700 Fcfa) dépensé ou reçu en cadeau pour les cartes prépayées, les transferts de crédit et les abonnements de  aliou diagne est relativement élevé par rapport aux autres montants depansés observés dans cette zone.</w:t>
+              <w:t>Prière de refaire la section 1 pour diarra diagne en demandant à un adulte de répondre aux questions à sa place.</w:t>
             </w:r>
           </w:p>
         </w:tc>
@@ -5435,7 +5435,7 @@
                 <w:i w:val="0"/>
                 <w:sz w:val="17"/>
               </w:rPr>
-              <w:t>Prière de verifier l'information donnée par aliou diagne ou corriger au niveau de la section 1.</w:t>
+              <w:t>Prière de verifier l'information donnée par diarra diagne ou corriger au niveau de la section 1.</w:t>
             </w:r>
           </w:p>
         </w:tc>
@@ -5525,7 +5525,7 @@
                 <w:i w:val="0"/>
                 <w:sz w:val="17"/>
               </w:rPr>
-              <w:t>Prière de verifier l'information donnée par amath diagne ou corriger au niveau de la section 1.</w:t>
+              <w:t>Dans le cas contraire rassurez vous que c'est bien son fils/fille biologique.</w:t>
             </w:r>
           </w:p>
         </w:tc>
@@ -5615,7 +5615,7 @@
                 <w:i w:val="0"/>
                 <w:sz w:val="17"/>
               </w:rPr>
-              <w:t>Prière de verifier l'information donnée par babacar diagne ou corriger au niveau de la section 1.</w:t>
+              <w:t>Attention ! Le montant (5700 Fcfa) dépensé ou reçu en cadeau pour les cartes prépayées, les transferts de crédit et les abonnements de  aliou diagne est relativement élevé par rapport aux autres montants depansés observés dans cette zone.</w:t>
             </w:r>
           </w:p>
         </w:tc>
@@ -5705,7 +5705,7 @@
                 <w:i w:val="0"/>
                 <w:sz w:val="17"/>
               </w:rPr>
-              <w:t>Prière de verifier l'information donnée par halima diagne ou corriger au niveau de la section 1.</w:t>
+              <w:t>Prière de verifier l'information donnée par aliou diagne ou corriger au niveau de la section 1.</w:t>
             </w:r>
           </w:p>
         </w:tc>
@@ -5795,7 +5795,7 @@
                 <w:i w:val="0"/>
                 <w:sz w:val="17"/>
               </w:rPr>
-              <w:t>Prière de verifier l'information donnée par moustapha diagne ou corriger au niveau de la section 1.</w:t>
+              <w:t>Prière de verifier l'information donnée par awa diagne ou corriger au niveau de la section 1.</w:t>
             </w:r>
           </w:p>
         </w:tc>
@@ -5854,7 +5854,7 @@
                 <w:color w:val="16A34A"/>
                 <w:sz w:val="16"/>
               </w:rPr>
-              <w:t>s00q27, s01q03a, s01q03b, s01q03c, s01q00b</w:t>
+              <w:t>—</w:t>
             </w:r>
           </w:p>
         </w:tc>
@@ -5885,7 +5885,7 @@
                 <w:i w:val="0"/>
                 <w:sz w:val="17"/>
               </w:rPr>
-              <w:t>Les informations sur l'acte de naissance (ni Jours, ni mois et ni années) de  Babacar diagne2  manquent, s'il vous plait pouvez-vous fournir d'effort pour avoir ces informations.</w:t>
+              <w:t>Prière de verifier l'information donnée par habib diagne ou corriger au niveau de la section 1.</w:t>
             </w:r>
           </w:p>
         </w:tc>
@@ -5944,7 +5944,7 @@
                 <w:color w:val="16A34A"/>
                 <w:sz w:val="16"/>
               </w:rPr>
-              <w:t>s00q27, s01q03a, s01q03b, s01q03c, s01q00b</w:t>
+              <w:t>—</w:t>
             </w:r>
           </w:p>
         </w:tc>
@@ -5975,7 +5975,7 @@
                 <w:i w:val="0"/>
                 <w:sz w:val="17"/>
               </w:rPr>
-              <w:t>Les informations sur l'acte de naissance (ni Jours, ni mois et ni années) de  Ndeye Diop  manquent, s'il vous plait pouvez-vous fournir d'effort pour avoir ces informations.</w:t>
+              <w:t>Prière de verifier l'information donnée par amath diagne ou corriger au niveau de la section 1.</w:t>
             </w:r>
           </w:p>
         </w:tc>
@@ -6034,7 +6034,7 @@
                 <w:color w:val="16A34A"/>
                 <w:sz w:val="16"/>
               </w:rPr>
-              <w:t>s00q27, s01q03a, s01q03b, s01q03c, s01q00b</w:t>
+              <w:t>—</w:t>
             </w:r>
           </w:p>
         </w:tc>
@@ -6065,7 +6065,7 @@
                 <w:i w:val="0"/>
                 <w:sz w:val="17"/>
               </w:rPr>
-              <w:t>Les informations sur l'acte de naissance (ni Jours, ni mois et ni années) de  awa diagne  manquent, s'il vous plait pouvez-vous fournir d'effort pour avoir ces informations.</w:t>
+              <w:t>Prière de verifier l'information donnée par babacar diagne ou corriger au niveau de la section 1.</w:t>
             </w:r>
           </w:p>
         </w:tc>
@@ -6124,7 +6124,7 @@
                 <w:color w:val="16A34A"/>
                 <w:sz w:val="16"/>
               </w:rPr>
-              <w:t>s01q04a, s01q03b</w:t>
+              <w:t>—</w:t>
             </w:r>
           </w:p>
         </w:tc>
@@ -6155,7 +6155,7 @@
                 <w:i w:val="0"/>
                 <w:sz w:val="17"/>
               </w:rPr>
-              <w:t>Le mois de l'enfant ( awa diagne ) n'est pas connu mais vous avez declaré en s01q04a le nombre de mois, prière de changer NSP au niveau de s01q03b.</w:t>
+              <w:t>Prière de verifier l'information donnée par coumba diagne ou corriger au niveau de la section 1.</w:t>
             </w:r>
           </w:p>
         </w:tc>
@@ -6245,7 +6245,7 @@
                 <w:i w:val="0"/>
                 <w:sz w:val="17"/>
               </w:rPr>
-              <w:t>Prière de verifier l'information donnée par awa diagne ou corriger au niveau de la section 1.</w:t>
+              <w:t>Prière de verifier l'information donnée par daba diagne ou corriger au niveau de la section 1.</w:t>
             </w:r>
           </w:p>
         </w:tc>
@@ -6304,7 +6304,7 @@
                 <w:color w:val="16A34A"/>
                 <w:sz w:val="16"/>
               </w:rPr>
-              <w:t>s00q27, s01q03a, s01q03b, s01q03c, s01q00b</w:t>
+              <w:t>—</w:t>
             </w:r>
           </w:p>
         </w:tc>
@@ -6335,7 +6335,7 @@
                 <w:i w:val="0"/>
                 <w:sz w:val="17"/>
               </w:rPr>
-              <w:t>Les informations sur l'acte de naissance (ni Jours, ni mois et ni années) de  coumba diagne  manquent, s'il vous plait pouvez-vous fournir d'effort pour avoir ces informations.</w:t>
+              <w:t>Prière de verifier l'information donnée par fatou diagne ou corriger au niveau de la section 1.</w:t>
             </w:r>
           </w:p>
         </w:tc>
@@ -6425,7 +6425,7 @@
                 <w:i w:val="0"/>
                 <w:sz w:val="17"/>
               </w:rPr>
-              <w:t>Prière de verifier l'information donnée par coumba diagne ou corriger au niveau de la section 1.</w:t>
+              <w:t>Prière de verifier l'information donnée par halima diagne ou corriger au niveau de la section 1.</w:t>
             </w:r>
           </w:p>
         </w:tc>
@@ -6484,7 +6484,7 @@
                 <w:color w:val="16A34A"/>
                 <w:sz w:val="16"/>
               </w:rPr>
-              <w:t>s00q27, s01q03a, s01q03b, s01q03c, s01q00b</w:t>
+              <w:t>—</w:t>
             </w:r>
           </w:p>
         </w:tc>
@@ -6515,7 +6515,7 @@
                 <w:i w:val="0"/>
                 <w:sz w:val="17"/>
               </w:rPr>
-              <w:t>Les informations sur l'acte de naissance (ni Jours, ni mois et ni années) de  daba diagne  manquent, s'il vous plait pouvez-vous fournir d'effort pour avoir ces informations.</w:t>
+              <w:t>Prière de verifier l'information donnée par moustapha diagne ou corriger au niveau de la section 1.</w:t>
             </w:r>
           </w:p>
         </w:tc>
@@ -6574,7 +6574,7 @@
                 <w:color w:val="16A34A"/>
                 <w:sz w:val="16"/>
               </w:rPr>
-              <w:t>—</w:t>
+              <w:t>s01q10_1</w:t>
             </w:r>
           </w:p>
         </w:tc>
@@ -6605,7 +6605,7 @@
                 <w:i w:val="0"/>
                 <w:sz w:val="17"/>
               </w:rPr>
-              <w:t>Prière de verifier l'information donnée par daba diagne ou corriger au niveau de la section 1.</w:t>
+              <w:t>La taille du ménage lors de l'enquête principale (19) de ce ménage est inférieur à la taille du denombrement (28), prière de fournir des explications concrètes ou aller revisiter le ménage.</w:t>
             </w:r>
           </w:p>
         </w:tc>
@@ -6638,7 +6638,7 @@
                 <w:i w:val="0"/>
                 <w:sz w:val="16"/>
               </w:rPr>
-              <w:t>S01</w:t>
+              <w:t>S02</w:t>
               <w:br/>
             </w:r>
             <w:r>
@@ -6648,7 +6648,7 @@
                 <w:color w:val="64748B"/>
                 <w:sz w:val="14"/>
               </w:rPr>
-              <w:t>Démographie</w:t>
+              <w:t>Éducation</w:t>
             </w:r>
           </w:p>
         </w:tc>
@@ -6664,7 +6664,7 @@
                 <w:color w:val="16A34A"/>
                 <w:sz w:val="16"/>
               </w:rPr>
-              <w:t>s00q27, s01q03a, s01q03b, s01q03c, s01q00b</w:t>
+              <w:t>—</w:t>
             </w:r>
           </w:p>
         </w:tc>
@@ -6695,7 +6695,7 @@
                 <w:i w:val="0"/>
                 <w:sz w:val="17"/>
               </w:rPr>
-              <w:t>Les informations sur l'acte de naissance (ni Jours, ni mois et ni années) de  diarra diagne  manquent, s'il vous plait pouvez-vous fournir d'effort pour avoir ces informations.</w:t>
+              <w:t>Merci de bien vouloir changé 2.04 en OUI et renseigné toutes les autres informations qui concerne Diama Diop .</w:t>
             </w:r>
           </w:p>
         </w:tc>
@@ -6728,7 +6728,7 @@
                 <w:i w:val="0"/>
                 <w:sz w:val="16"/>
               </w:rPr>
-              <w:t>S01</w:t>
+              <w:t>S02</w:t>
               <w:br/>
             </w:r>
             <w:r>
@@ -6738,7 +6738,7 @@
                 <w:color w:val="64748B"/>
                 <w:sz w:val="14"/>
               </w:rPr>
-              <w:t>Démographie</w:t>
+              <w:t>Éducation</w:t>
             </w:r>
           </w:p>
         </w:tc>
@@ -6754,7 +6754,7 @@
                 <w:color w:val="16A34A"/>
                 <w:sz w:val="16"/>
               </w:rPr>
-              <w:t>s01q00</w:t>
+              <w:t>—</w:t>
             </w:r>
           </w:p>
         </w:tc>
@@ -6785,7 +6785,7 @@
                 <w:i w:val="0"/>
                 <w:sz w:val="17"/>
               </w:rPr>
-              <w:t>Attention ! Vous avez déclaré en s01q00 que le répondant est la personne elle-même, or diarra diagne est trop jeune (9 ans) pour fournir des informations correctes.</w:t>
+              <w:t>Merci de bien vouloir changé 2.04 en OUI et renseigné toutes les autres informations qui concerne Fatou Diaw .</w:t>
             </w:r>
           </w:p>
         </w:tc>
@@ -6818,7 +6818,7 @@
                 <w:i w:val="0"/>
                 <w:sz w:val="16"/>
               </w:rPr>
-              <w:t>S01</w:t>
+              <w:t>S02</w:t>
               <w:br/>
             </w:r>
             <w:r>
@@ -6828,7 +6828,7 @@
                 <w:color w:val="64748B"/>
                 <w:sz w:val="14"/>
               </w:rPr>
-              <w:t>Démographie</w:t>
+              <w:t>Éducation</w:t>
             </w:r>
           </w:p>
         </w:tc>
@@ -6875,7 +6875,7 @@
                 <w:i w:val="0"/>
                 <w:sz w:val="17"/>
               </w:rPr>
-              <w:t>Prière de refaire la section 1 pour diarra diagne en demandant à un adulte de répondre aux questions à sa place.</w:t>
+              <w:t>Merci de bien vouloir changé 2.04 en OUI et renseigné toutes les autres informations qui concerne IBRAHIMA DIAGNE .</w:t>
             </w:r>
           </w:p>
         </w:tc>
@@ -6908,7 +6908,7 @@
                 <w:i w:val="0"/>
                 <w:sz w:val="16"/>
               </w:rPr>
-              <w:t>S01</w:t>
+              <w:t>S02</w:t>
               <w:br/>
             </w:r>
             <w:r>
@@ -6918,7 +6918,7 @@
                 <w:color w:val="64748B"/>
                 <w:sz w:val="14"/>
               </w:rPr>
-              <w:t>Démographie</w:t>
+              <w:t>Éducation</w:t>
             </w:r>
           </w:p>
         </w:tc>
@@ -6965,7 +6965,7 @@
                 <w:i w:val="0"/>
                 <w:sz w:val="17"/>
               </w:rPr>
-              <w:t>Prière de verifier l'information donnée par diarra diagne ou corriger au niveau de la section 1.</w:t>
+              <w:t>Merci de bien vouloir changé 2.04 en OUI et renseigné toutes les autres informations qui concerne Ndeye Diop .</w:t>
             </w:r>
           </w:p>
         </w:tc>
@@ -6998,7 +6998,7 @@
                 <w:i w:val="0"/>
                 <w:sz w:val="16"/>
               </w:rPr>
-              <w:t>S01</w:t>
+              <w:t>S02</w:t>
               <w:br/>
             </w:r>
             <w:r>
@@ -7008,7 +7008,7 @@
                 <w:color w:val="64748B"/>
                 <w:sz w:val="14"/>
               </w:rPr>
-              <w:t>Démographie</w:t>
+              <w:t>Éducation</w:t>
             </w:r>
           </w:p>
         </w:tc>
@@ -7024,7 +7024,7 @@
                 <w:color w:val="16A34A"/>
                 <w:sz w:val="16"/>
               </w:rPr>
-              <w:t>s00q27, s01q03a, s01q03b, s01q03c, s01q00b</w:t>
+              <w:t>—</w:t>
             </w:r>
           </w:p>
         </w:tc>
@@ -7055,7 +7055,7 @@
                 <w:i w:val="0"/>
                 <w:sz w:val="17"/>
               </w:rPr>
-              <w:t>Les informations sur l'acte de naissance (ni Jours, ni mois et ni années) de  fatou diagne  manquent, s'il vous plait pouvez-vous fournir d'effort pour avoir ces informations.</w:t>
+              <w:t>Merci de bien vouloir changé 2.04 en OUI et renseigné toutes les autres informations qui concerne Yacine diagne .</w:t>
             </w:r>
           </w:p>
         </w:tc>
@@ -7088,7 +7088,7 @@
                 <w:i w:val="0"/>
                 <w:sz w:val="16"/>
               </w:rPr>
-              <w:t>S01</w:t>
+              <w:t>S02</w:t>
               <w:br/>
             </w:r>
             <w:r>
@@ -7098,7 +7098,7 @@
                 <w:color w:val="64748B"/>
                 <w:sz w:val="14"/>
               </w:rPr>
-              <w:t>Démographie</w:t>
+              <w:t>Éducation</w:t>
             </w:r>
           </w:p>
         </w:tc>
@@ -7145,7 +7145,7 @@
                 <w:i w:val="0"/>
                 <w:sz w:val="17"/>
               </w:rPr>
-              <w:t>Prière de verifier l'information donnée par fatou diagne ou corriger au niveau de la section 1.</w:t>
+              <w:t>Merci de bien vouloir changé 2.04 en OUI et renseigné toutes les autres informations qui concerne aliou diagne .</w:t>
             </w:r>
           </w:p>
         </w:tc>
@@ -7178,7 +7178,7 @@
                 <w:i w:val="0"/>
                 <w:sz w:val="16"/>
               </w:rPr>
-              <w:t>S01</w:t>
+              <w:t>S03</w:t>
               <w:br/>
             </w:r>
             <w:r>
@@ -7188,7 +7188,7 @@
                 <w:color w:val="64748B"/>
                 <w:sz w:val="14"/>
               </w:rPr>
-              <w:t>Démographie</w:t>
+              <w:t>Santé</w:t>
             </w:r>
           </w:p>
         </w:tc>
@@ -7204,7 +7204,7 @@
                 <w:color w:val="16A34A"/>
                 <w:sz w:val="16"/>
               </w:rPr>
-              <w:t>s00q27, s01q03a, s01q03b, s01q03c, s01q00b</w:t>
+              <w:t>s01q02, s01q12, s01q13, s02q03__2, s03q01, s01q00b</w:t>
             </w:r>
           </w:p>
         </w:tc>
@@ -7235,1087 +7235,7 @@
                 <w:i w:val="0"/>
                 <w:sz w:val="17"/>
               </w:rPr>
-              <w:t>Les informations sur l'acte de naissance (ni Jours, ni mois et ni années) de  fatou diagne2  manquent, s'il vous plait pouvez-vous fournir d'effort pour avoir ces informations.</w:t>
-            </w:r>
-          </w:p>
-        </w:tc>
-      </w:tr>
-      <w:tr>
-        <w:tc>
-          <w:tcPr>
-            <w:tcW w:type="dxa" w:w="964"/>
-          </w:tcPr>
-          <w:p>
-            <w:r>
-              <w:rPr>
-                <w:b/>
-                <w:i w:val="0"/>
-                <w:color w:val="EA580C"/>
-                <w:sz w:val="16"/>
-              </w:rPr>
-              <w:t>Moyenne</w:t>
-            </w:r>
-          </w:p>
-        </w:tc>
-        <w:tc>
-          <w:tcPr>
-            <w:tcW w:type="dxa" w:w="1247"/>
-          </w:tcPr>
-          <w:p>
-            <w:r>
-              <w:rPr>
-                <w:b/>
-                <w:i w:val="0"/>
-                <w:sz w:val="16"/>
-              </w:rPr>
-              <w:t>S01</w:t>
-              <w:br/>
-            </w:r>
-            <w:r>
-              <w:rPr>
-                <w:b w:val="0"/>
-                <w:i w:val="0"/>
-                <w:color w:val="64748B"/>
-                <w:sz w:val="14"/>
-              </w:rPr>
-              <w:t>Démographie</w:t>
-            </w:r>
-          </w:p>
-        </w:tc>
-        <w:tc>
-          <w:tcPr>
-            <w:tcW w:type="dxa" w:w="1531"/>
-          </w:tcPr>
-          <w:p>
-            <w:r>
-              <w:rPr>
-                <w:b/>
-                <w:i w:val="0"/>
-                <w:color w:val="16A34A"/>
-                <w:sz w:val="16"/>
-              </w:rPr>
-              <w:t>s01q04a, s01q03b</w:t>
-            </w:r>
-          </w:p>
-        </w:tc>
-        <w:tc>
-          <w:tcPr>
-            <w:tcW w:type="dxa" w:w="1191"/>
-          </w:tcPr>
-          <w:p>
-            <w:r>
-              <w:rPr>
-                <w:b w:val="0"/>
-                <w:i w:val="0"/>
-                <w:color w:val="64748B"/>
-                <w:sz w:val="16"/>
-              </w:rPr>
-              <w:t>GT-CQ</w:t>
-            </w:r>
-          </w:p>
-        </w:tc>
-        <w:tc>
-          <w:tcPr>
-            <w:tcW w:type="dxa" w:w="4706"/>
-          </w:tcPr>
-          <w:p>
-            <w:r>
-              <w:rPr>
-                <w:b w:val="0"/>
-                <w:i w:val="0"/>
-                <w:sz w:val="17"/>
-              </w:rPr>
-              <w:t>Le mois de l'enfant ( fatou diagne2 ) n'est pas connu mais vous avez declaré en s01q04a le nombre de mois, prière de changer NSP au niveau de s01q03b.</w:t>
-            </w:r>
-          </w:p>
-        </w:tc>
-      </w:tr>
-      <w:tr>
-        <w:tc>
-          <w:tcPr>
-            <w:tcW w:type="dxa" w:w="964"/>
-          </w:tcPr>
-          <w:p>
-            <w:r>
-              <w:rPr>
-                <w:b/>
-                <w:i w:val="0"/>
-                <w:color w:val="EA580C"/>
-                <w:sz w:val="16"/>
-              </w:rPr>
-              <w:t>Moyenne</w:t>
-            </w:r>
-          </w:p>
-        </w:tc>
-        <w:tc>
-          <w:tcPr>
-            <w:tcW w:type="dxa" w:w="1247"/>
-          </w:tcPr>
-          <w:p>
-            <w:r>
-              <w:rPr>
-                <w:b/>
-                <w:i w:val="0"/>
-                <w:sz w:val="16"/>
-              </w:rPr>
-              <w:t>S01</w:t>
-              <w:br/>
-            </w:r>
-            <w:r>
-              <w:rPr>
-                <w:b w:val="0"/>
-                <w:i w:val="0"/>
-                <w:color w:val="64748B"/>
-                <w:sz w:val="14"/>
-              </w:rPr>
-              <w:t>Démographie</w:t>
-            </w:r>
-          </w:p>
-        </w:tc>
-        <w:tc>
-          <w:tcPr>
-            <w:tcW w:type="dxa" w:w="1531"/>
-          </w:tcPr>
-          <w:p>
-            <w:r>
-              <w:rPr>
-                <w:b/>
-                <w:i w:val="0"/>
-                <w:color w:val="16A34A"/>
-                <w:sz w:val="16"/>
-              </w:rPr>
-              <w:t>s00q27, s01q03a, s01q03b, s01q03c, s01q00b</w:t>
-            </w:r>
-          </w:p>
-        </w:tc>
-        <w:tc>
-          <w:tcPr>
-            <w:tcW w:type="dxa" w:w="1191"/>
-          </w:tcPr>
-          <w:p>
-            <w:r>
-              <w:rPr>
-                <w:b w:val="0"/>
-                <w:i w:val="0"/>
-                <w:color w:val="64748B"/>
-                <w:sz w:val="16"/>
-              </w:rPr>
-              <w:t>GT-CQ</w:t>
-            </w:r>
-          </w:p>
-        </w:tc>
-        <w:tc>
-          <w:tcPr>
-            <w:tcW w:type="dxa" w:w="4706"/>
-          </w:tcPr>
-          <w:p>
-            <w:r>
-              <w:rPr>
-                <w:b w:val="0"/>
-                <w:i w:val="0"/>
-                <w:sz w:val="17"/>
-              </w:rPr>
-              <w:t>Les informations sur l'acte de naissance (ni Jours, ni mois et ni années) de  habib diagne  manquent, s'il vous plait pouvez-vous fournir d'effort pour avoir ces informations.</w:t>
-            </w:r>
-          </w:p>
-        </w:tc>
-      </w:tr>
-      <w:tr>
-        <w:tc>
-          <w:tcPr>
-            <w:tcW w:type="dxa" w:w="964"/>
-          </w:tcPr>
-          <w:p>
-            <w:r>
-              <w:rPr>
-                <w:b/>
-                <w:i w:val="0"/>
-                <w:color w:val="EA580C"/>
-                <w:sz w:val="16"/>
-              </w:rPr>
-              <w:t>Moyenne</w:t>
-            </w:r>
-          </w:p>
-        </w:tc>
-        <w:tc>
-          <w:tcPr>
-            <w:tcW w:type="dxa" w:w="1247"/>
-          </w:tcPr>
-          <w:p>
-            <w:r>
-              <w:rPr>
-                <w:b/>
-                <w:i w:val="0"/>
-                <w:sz w:val="16"/>
-              </w:rPr>
-              <w:t>S01</w:t>
-              <w:br/>
-            </w:r>
-            <w:r>
-              <w:rPr>
-                <w:b w:val="0"/>
-                <w:i w:val="0"/>
-                <w:color w:val="64748B"/>
-                <w:sz w:val="14"/>
-              </w:rPr>
-              <w:t>Démographie</w:t>
-            </w:r>
-          </w:p>
-        </w:tc>
-        <w:tc>
-          <w:tcPr>
-            <w:tcW w:type="dxa" w:w="1531"/>
-          </w:tcPr>
-          <w:p>
-            <w:r>
-              <w:rPr>
-                <w:b/>
-                <w:i w:val="0"/>
-                <w:color w:val="16A34A"/>
-                <w:sz w:val="16"/>
-              </w:rPr>
-              <w:t>s01q04a, s01q03b</w:t>
-            </w:r>
-          </w:p>
-        </w:tc>
-        <w:tc>
-          <w:tcPr>
-            <w:tcW w:type="dxa" w:w="1191"/>
-          </w:tcPr>
-          <w:p>
-            <w:r>
-              <w:rPr>
-                <w:b w:val="0"/>
-                <w:i w:val="0"/>
-                <w:color w:val="64748B"/>
-                <w:sz w:val="16"/>
-              </w:rPr>
-              <w:t>GT-CQ</w:t>
-            </w:r>
-          </w:p>
-        </w:tc>
-        <w:tc>
-          <w:tcPr>
-            <w:tcW w:type="dxa" w:w="4706"/>
-          </w:tcPr>
-          <w:p>
-            <w:r>
-              <w:rPr>
-                <w:b w:val="0"/>
-                <w:i w:val="0"/>
-                <w:sz w:val="17"/>
-              </w:rPr>
-              <w:t>Le mois de l'enfant ( habib diagne ) n'est pas connu mais vous avez declaré en s01q04a le nombre de mois, prière de changer NSP au niveau de s01q03b.</w:t>
-            </w:r>
-          </w:p>
-        </w:tc>
-      </w:tr>
-      <w:tr>
-        <w:tc>
-          <w:tcPr>
-            <w:tcW w:type="dxa" w:w="964"/>
-          </w:tcPr>
-          <w:p>
-            <w:r>
-              <w:rPr>
-                <w:b/>
-                <w:i w:val="0"/>
-                <w:color w:val="EA580C"/>
-                <w:sz w:val="16"/>
-              </w:rPr>
-              <w:t>Moyenne</w:t>
-            </w:r>
-          </w:p>
-        </w:tc>
-        <w:tc>
-          <w:tcPr>
-            <w:tcW w:type="dxa" w:w="1247"/>
-          </w:tcPr>
-          <w:p>
-            <w:r>
-              <w:rPr>
-                <w:b/>
-                <w:i w:val="0"/>
-                <w:sz w:val="16"/>
-              </w:rPr>
-              <w:t>S01</w:t>
-              <w:br/>
-            </w:r>
-            <w:r>
-              <w:rPr>
-                <w:b w:val="0"/>
-                <w:i w:val="0"/>
-                <w:color w:val="64748B"/>
-                <w:sz w:val="14"/>
-              </w:rPr>
-              <w:t>Démographie</w:t>
-            </w:r>
-          </w:p>
-        </w:tc>
-        <w:tc>
-          <w:tcPr>
-            <w:tcW w:type="dxa" w:w="1531"/>
-          </w:tcPr>
-          <w:p>
-            <w:r>
-              <w:rPr>
-                <w:b/>
-                <w:i w:val="0"/>
-                <w:color w:val="16A34A"/>
-                <w:sz w:val="16"/>
-              </w:rPr>
-              <w:t>—</w:t>
-            </w:r>
-          </w:p>
-        </w:tc>
-        <w:tc>
-          <w:tcPr>
-            <w:tcW w:type="dxa" w:w="1191"/>
-          </w:tcPr>
-          <w:p>
-            <w:r>
-              <w:rPr>
-                <w:b w:val="0"/>
-                <w:i w:val="0"/>
-                <w:color w:val="64748B"/>
-                <w:sz w:val="16"/>
-              </w:rPr>
-              <w:t>GT-CQ</w:t>
-            </w:r>
-          </w:p>
-        </w:tc>
-        <w:tc>
-          <w:tcPr>
-            <w:tcW w:type="dxa" w:w="4706"/>
-          </w:tcPr>
-          <w:p>
-            <w:r>
-              <w:rPr>
-                <w:b w:val="0"/>
-                <w:i w:val="0"/>
-                <w:sz w:val="17"/>
-              </w:rPr>
-              <w:t>Prière de verifier l'information donnée par habib diagne ou corriger au niveau de la section 1.</w:t>
-            </w:r>
-          </w:p>
-        </w:tc>
-      </w:tr>
-      <w:tr>
-        <w:tc>
-          <w:tcPr>
-            <w:tcW w:type="dxa" w:w="964"/>
-          </w:tcPr>
-          <w:p>
-            <w:r>
-              <w:rPr>
-                <w:b/>
-                <w:i w:val="0"/>
-                <w:color w:val="EA580C"/>
-                <w:sz w:val="16"/>
-              </w:rPr>
-              <w:t>Moyenne</w:t>
-            </w:r>
-          </w:p>
-        </w:tc>
-        <w:tc>
-          <w:tcPr>
-            <w:tcW w:type="dxa" w:w="1247"/>
-          </w:tcPr>
-          <w:p>
-            <w:r>
-              <w:rPr>
-                <w:b/>
-                <w:i w:val="0"/>
-                <w:sz w:val="16"/>
-              </w:rPr>
-              <w:t>S01</w:t>
-              <w:br/>
-            </w:r>
-            <w:r>
-              <w:rPr>
-                <w:b w:val="0"/>
-                <w:i w:val="0"/>
-                <w:color w:val="64748B"/>
-                <w:sz w:val="14"/>
-              </w:rPr>
-              <w:t>Démographie</w:t>
-            </w:r>
-          </w:p>
-        </w:tc>
-        <w:tc>
-          <w:tcPr>
-            <w:tcW w:type="dxa" w:w="1531"/>
-          </w:tcPr>
-          <w:p>
-            <w:r>
-              <w:rPr>
-                <w:b/>
-                <w:i w:val="0"/>
-                <w:color w:val="16A34A"/>
-                <w:sz w:val="16"/>
-              </w:rPr>
-              <w:t>s01q10_1</w:t>
-            </w:r>
-          </w:p>
-        </w:tc>
-        <w:tc>
-          <w:tcPr>
-            <w:tcW w:type="dxa" w:w="1191"/>
-          </w:tcPr>
-          <w:p>
-            <w:r>
-              <w:rPr>
-                <w:b w:val="0"/>
-                <w:i w:val="0"/>
-                <w:color w:val="64748B"/>
-                <w:sz w:val="16"/>
-              </w:rPr>
-              <w:t>GT-CQ</w:t>
-            </w:r>
-          </w:p>
-        </w:tc>
-        <w:tc>
-          <w:tcPr>
-            <w:tcW w:type="dxa" w:w="4706"/>
-          </w:tcPr>
-          <w:p>
-            <w:r>
-              <w:rPr>
-                <w:b w:val="0"/>
-                <w:i w:val="0"/>
-                <w:sz w:val="17"/>
-              </w:rPr>
-              <w:t>La taille du ménage lors de l'enquête principale (19) de ce ménage est inférieur à la taille du denombrement (28), prière de fournir des explications concrètes ou aller revisiter le ménage.</w:t>
-            </w:r>
-          </w:p>
-        </w:tc>
-      </w:tr>
-      <w:tr>
-        <w:tc>
-          <w:tcPr>
-            <w:tcW w:type="dxa" w:w="964"/>
-          </w:tcPr>
-          <w:p>
-            <w:r>
-              <w:rPr>
-                <w:b/>
-                <w:i w:val="0"/>
-                <w:color w:val="EA580C"/>
-                <w:sz w:val="16"/>
-              </w:rPr>
-              <w:t>Moyenne</w:t>
-            </w:r>
-          </w:p>
-        </w:tc>
-        <w:tc>
-          <w:tcPr>
-            <w:tcW w:type="dxa" w:w="1247"/>
-          </w:tcPr>
-          <w:p>
-            <w:r>
-              <w:rPr>
-                <w:b/>
-                <w:i w:val="0"/>
-                <w:sz w:val="16"/>
-              </w:rPr>
-              <w:t>S02</w:t>
-              <w:br/>
-            </w:r>
-            <w:r>
-              <w:rPr>
-                <w:b w:val="0"/>
-                <w:i w:val="0"/>
-                <w:color w:val="64748B"/>
-                <w:sz w:val="14"/>
-              </w:rPr>
-              <w:t>Éducation</w:t>
-            </w:r>
-          </w:p>
-        </w:tc>
-        <w:tc>
-          <w:tcPr>
-            <w:tcW w:type="dxa" w:w="1531"/>
-          </w:tcPr>
-          <w:p>
-            <w:r>
-              <w:rPr>
-                <w:b/>
-                <w:i w:val="0"/>
-                <w:color w:val="16A34A"/>
-                <w:sz w:val="16"/>
-              </w:rPr>
-              <w:t>—</w:t>
-            </w:r>
-          </w:p>
-        </w:tc>
-        <w:tc>
-          <w:tcPr>
-            <w:tcW w:type="dxa" w:w="1191"/>
-          </w:tcPr>
-          <w:p>
-            <w:r>
-              <w:rPr>
-                <w:b w:val="0"/>
-                <w:i w:val="0"/>
-                <w:color w:val="64748B"/>
-                <w:sz w:val="16"/>
-              </w:rPr>
-              <w:t>GT-CQ</w:t>
-            </w:r>
-          </w:p>
-        </w:tc>
-        <w:tc>
-          <w:tcPr>
-            <w:tcW w:type="dxa" w:w="4706"/>
-          </w:tcPr>
-          <w:p>
-            <w:r>
-              <w:rPr>
-                <w:b w:val="0"/>
-                <w:i w:val="0"/>
-                <w:sz w:val="17"/>
-              </w:rPr>
-              <w:t>Merci de bien vouloir changé 2.04 en OUI et renseigné toutes les autres informations qui concerne Diama Diop .</w:t>
-            </w:r>
-          </w:p>
-        </w:tc>
-      </w:tr>
-      <w:tr>
-        <w:tc>
-          <w:tcPr>
-            <w:tcW w:type="dxa" w:w="964"/>
-          </w:tcPr>
-          <w:p>
-            <w:r>
-              <w:rPr>
-                <w:b/>
-                <w:i w:val="0"/>
-                <w:color w:val="EA580C"/>
-                <w:sz w:val="16"/>
-              </w:rPr>
-              <w:t>Moyenne</w:t>
-            </w:r>
-          </w:p>
-        </w:tc>
-        <w:tc>
-          <w:tcPr>
-            <w:tcW w:type="dxa" w:w="1247"/>
-          </w:tcPr>
-          <w:p>
-            <w:r>
-              <w:rPr>
-                <w:b/>
-                <w:i w:val="0"/>
-                <w:sz w:val="16"/>
-              </w:rPr>
-              <w:t>S02</w:t>
-              <w:br/>
-            </w:r>
-            <w:r>
-              <w:rPr>
-                <w:b w:val="0"/>
-                <w:i w:val="0"/>
-                <w:color w:val="64748B"/>
-                <w:sz w:val="14"/>
-              </w:rPr>
-              <w:t>Éducation</w:t>
-            </w:r>
-          </w:p>
-        </w:tc>
-        <w:tc>
-          <w:tcPr>
-            <w:tcW w:type="dxa" w:w="1531"/>
-          </w:tcPr>
-          <w:p>
-            <w:r>
-              <w:rPr>
-                <w:b/>
-                <w:i w:val="0"/>
-                <w:color w:val="16A34A"/>
-                <w:sz w:val="16"/>
-              </w:rPr>
-              <w:t>—</w:t>
-            </w:r>
-          </w:p>
-        </w:tc>
-        <w:tc>
-          <w:tcPr>
-            <w:tcW w:type="dxa" w:w="1191"/>
-          </w:tcPr>
-          <w:p>
-            <w:r>
-              <w:rPr>
-                <w:b w:val="0"/>
-                <w:i w:val="0"/>
-                <w:color w:val="64748B"/>
-                <w:sz w:val="16"/>
-              </w:rPr>
-              <w:t>GT-CQ</w:t>
-            </w:r>
-          </w:p>
-        </w:tc>
-        <w:tc>
-          <w:tcPr>
-            <w:tcW w:type="dxa" w:w="4706"/>
-          </w:tcPr>
-          <w:p>
-            <w:r>
-              <w:rPr>
-                <w:b w:val="0"/>
-                <w:i w:val="0"/>
-                <w:sz w:val="17"/>
-              </w:rPr>
-              <w:t>Merci de bien vouloir changé 2.04 en OUI et renseigné toutes les autres informations qui concerne Fatou Diaw .</w:t>
-            </w:r>
-          </w:p>
-        </w:tc>
-      </w:tr>
-      <w:tr>
-        <w:tc>
-          <w:tcPr>
-            <w:tcW w:type="dxa" w:w="964"/>
-          </w:tcPr>
-          <w:p>
-            <w:r>
-              <w:rPr>
-                <w:b/>
-                <w:i w:val="0"/>
-                <w:color w:val="EA580C"/>
-                <w:sz w:val="16"/>
-              </w:rPr>
-              <w:t>Moyenne</w:t>
-            </w:r>
-          </w:p>
-        </w:tc>
-        <w:tc>
-          <w:tcPr>
-            <w:tcW w:type="dxa" w:w="1247"/>
-          </w:tcPr>
-          <w:p>
-            <w:r>
-              <w:rPr>
-                <w:b/>
-                <w:i w:val="0"/>
-                <w:sz w:val="16"/>
-              </w:rPr>
-              <w:t>S02</w:t>
-              <w:br/>
-            </w:r>
-            <w:r>
-              <w:rPr>
-                <w:b w:val="0"/>
-                <w:i w:val="0"/>
-                <w:color w:val="64748B"/>
-                <w:sz w:val="14"/>
-              </w:rPr>
-              <w:t>Éducation</w:t>
-            </w:r>
-          </w:p>
-        </w:tc>
-        <w:tc>
-          <w:tcPr>
-            <w:tcW w:type="dxa" w:w="1531"/>
-          </w:tcPr>
-          <w:p>
-            <w:r>
-              <w:rPr>
-                <w:b/>
-                <w:i w:val="0"/>
-                <w:color w:val="16A34A"/>
-                <w:sz w:val="16"/>
-              </w:rPr>
-              <w:t>—</w:t>
-            </w:r>
-          </w:p>
-        </w:tc>
-        <w:tc>
-          <w:tcPr>
-            <w:tcW w:type="dxa" w:w="1191"/>
-          </w:tcPr>
-          <w:p>
-            <w:r>
-              <w:rPr>
-                <w:b w:val="0"/>
-                <w:i w:val="0"/>
-                <w:color w:val="64748B"/>
-                <w:sz w:val="16"/>
-              </w:rPr>
-              <w:t>GT-CQ</w:t>
-            </w:r>
-          </w:p>
-        </w:tc>
-        <w:tc>
-          <w:tcPr>
-            <w:tcW w:type="dxa" w:w="4706"/>
-          </w:tcPr>
-          <w:p>
-            <w:r>
-              <w:rPr>
-                <w:b w:val="0"/>
-                <w:i w:val="0"/>
-                <w:sz w:val="17"/>
-              </w:rPr>
-              <w:t>Merci de bien vouloir changé 2.04 en OUI et renseigné toutes les autres informations qui concerne IBRAHIMA DIAGNE .</w:t>
-            </w:r>
-          </w:p>
-        </w:tc>
-      </w:tr>
-      <w:tr>
-        <w:tc>
-          <w:tcPr>
-            <w:tcW w:type="dxa" w:w="964"/>
-          </w:tcPr>
-          <w:p>
-            <w:r>
-              <w:rPr>
-                <w:b/>
-                <w:i w:val="0"/>
-                <w:color w:val="EA580C"/>
-                <w:sz w:val="16"/>
-              </w:rPr>
-              <w:t>Moyenne</w:t>
-            </w:r>
-          </w:p>
-        </w:tc>
-        <w:tc>
-          <w:tcPr>
-            <w:tcW w:type="dxa" w:w="1247"/>
-          </w:tcPr>
-          <w:p>
-            <w:r>
-              <w:rPr>
-                <w:b/>
-                <w:i w:val="0"/>
-                <w:sz w:val="16"/>
-              </w:rPr>
-              <w:t>S02</w:t>
-              <w:br/>
-            </w:r>
-            <w:r>
-              <w:rPr>
-                <w:b w:val="0"/>
-                <w:i w:val="0"/>
-                <w:color w:val="64748B"/>
-                <w:sz w:val="14"/>
-              </w:rPr>
-              <w:t>Éducation</w:t>
-            </w:r>
-          </w:p>
-        </w:tc>
-        <w:tc>
-          <w:tcPr>
-            <w:tcW w:type="dxa" w:w="1531"/>
-          </w:tcPr>
-          <w:p>
-            <w:r>
-              <w:rPr>
-                <w:b/>
-                <w:i w:val="0"/>
-                <w:color w:val="16A34A"/>
-                <w:sz w:val="16"/>
-              </w:rPr>
-              <w:t>—</w:t>
-            </w:r>
-          </w:p>
-        </w:tc>
-        <w:tc>
-          <w:tcPr>
-            <w:tcW w:type="dxa" w:w="1191"/>
-          </w:tcPr>
-          <w:p>
-            <w:r>
-              <w:rPr>
-                <w:b w:val="0"/>
-                <w:i w:val="0"/>
-                <w:color w:val="64748B"/>
-                <w:sz w:val="16"/>
-              </w:rPr>
-              <w:t>GT-CQ</w:t>
-            </w:r>
-          </w:p>
-        </w:tc>
-        <w:tc>
-          <w:tcPr>
-            <w:tcW w:type="dxa" w:w="4706"/>
-          </w:tcPr>
-          <w:p>
-            <w:r>
-              <w:rPr>
-                <w:b w:val="0"/>
-                <w:i w:val="0"/>
-                <w:sz w:val="17"/>
-              </w:rPr>
-              <w:t>Merci de bien vouloir changé 2.04 en OUI et renseigné toutes les autres informations qui concerne Ndeye Diop .</w:t>
-            </w:r>
-          </w:p>
-        </w:tc>
-      </w:tr>
-      <w:tr>
-        <w:tc>
-          <w:tcPr>
-            <w:tcW w:type="dxa" w:w="964"/>
-          </w:tcPr>
-          <w:p>
-            <w:r>
-              <w:rPr>
-                <w:b/>
-                <w:i w:val="0"/>
-                <w:color w:val="EA580C"/>
-                <w:sz w:val="16"/>
-              </w:rPr>
-              <w:t>Moyenne</w:t>
-            </w:r>
-          </w:p>
-        </w:tc>
-        <w:tc>
-          <w:tcPr>
-            <w:tcW w:type="dxa" w:w="1247"/>
-          </w:tcPr>
-          <w:p>
-            <w:r>
-              <w:rPr>
-                <w:b/>
-                <w:i w:val="0"/>
-                <w:sz w:val="16"/>
-              </w:rPr>
-              <w:t>S02</w:t>
-              <w:br/>
-            </w:r>
-            <w:r>
-              <w:rPr>
-                <w:b w:val="0"/>
-                <w:i w:val="0"/>
-                <w:color w:val="64748B"/>
-                <w:sz w:val="14"/>
-              </w:rPr>
-              <w:t>Éducation</w:t>
-            </w:r>
-          </w:p>
-        </w:tc>
-        <w:tc>
-          <w:tcPr>
-            <w:tcW w:type="dxa" w:w="1531"/>
-          </w:tcPr>
-          <w:p>
-            <w:r>
-              <w:rPr>
-                <w:b/>
-                <w:i w:val="0"/>
-                <w:color w:val="16A34A"/>
-                <w:sz w:val="16"/>
-              </w:rPr>
-              <w:t>—</w:t>
-            </w:r>
-          </w:p>
-        </w:tc>
-        <w:tc>
-          <w:tcPr>
-            <w:tcW w:type="dxa" w:w="1191"/>
-          </w:tcPr>
-          <w:p>
-            <w:r>
-              <w:rPr>
-                <w:b w:val="0"/>
-                <w:i w:val="0"/>
-                <w:color w:val="64748B"/>
-                <w:sz w:val="16"/>
-              </w:rPr>
-              <w:t>GT-CQ</w:t>
-            </w:r>
-          </w:p>
-        </w:tc>
-        <w:tc>
-          <w:tcPr>
-            <w:tcW w:type="dxa" w:w="4706"/>
-          </w:tcPr>
-          <w:p>
-            <w:r>
-              <w:rPr>
-                <w:b w:val="0"/>
-                <w:i w:val="0"/>
-                <w:sz w:val="17"/>
-              </w:rPr>
-              <w:t>Merci de bien vouloir changé 2.04 en OUI et renseigné toutes les autres informations qui concerne Yacine diagne .</w:t>
-            </w:r>
-          </w:p>
-        </w:tc>
-      </w:tr>
-      <w:tr>
-        <w:tc>
-          <w:tcPr>
-            <w:tcW w:type="dxa" w:w="964"/>
-          </w:tcPr>
-          <w:p>
-            <w:r>
-              <w:rPr>
-                <w:b/>
-                <w:i w:val="0"/>
-                <w:color w:val="EA580C"/>
-                <w:sz w:val="16"/>
-              </w:rPr>
-              <w:t>Moyenne</w:t>
-            </w:r>
-          </w:p>
-        </w:tc>
-        <w:tc>
-          <w:tcPr>
-            <w:tcW w:type="dxa" w:w="1247"/>
-          </w:tcPr>
-          <w:p>
-            <w:r>
-              <w:rPr>
-                <w:b/>
-                <w:i w:val="0"/>
-                <w:sz w:val="16"/>
-              </w:rPr>
-              <w:t>S02</w:t>
-              <w:br/>
-            </w:r>
-            <w:r>
-              <w:rPr>
-                <w:b w:val="0"/>
-                <w:i w:val="0"/>
-                <w:color w:val="64748B"/>
-                <w:sz w:val="14"/>
-              </w:rPr>
-              <w:t>Éducation</w:t>
-            </w:r>
-          </w:p>
-        </w:tc>
-        <w:tc>
-          <w:tcPr>
-            <w:tcW w:type="dxa" w:w="1531"/>
-          </w:tcPr>
-          <w:p>
-            <w:r>
-              <w:rPr>
-                <w:b/>
-                <w:i w:val="0"/>
-                <w:color w:val="16A34A"/>
-                <w:sz w:val="16"/>
-              </w:rPr>
-              <w:t>—</w:t>
-            </w:r>
-          </w:p>
-        </w:tc>
-        <w:tc>
-          <w:tcPr>
-            <w:tcW w:type="dxa" w:w="1191"/>
-          </w:tcPr>
-          <w:p>
-            <w:r>
-              <w:rPr>
-                <w:b w:val="0"/>
-                <w:i w:val="0"/>
-                <w:color w:val="64748B"/>
-                <w:sz w:val="16"/>
-              </w:rPr>
-              <w:t>GT-CQ</w:t>
-            </w:r>
-          </w:p>
-        </w:tc>
-        <w:tc>
-          <w:tcPr>
-            <w:tcW w:type="dxa" w:w="4706"/>
-          </w:tcPr>
-          <w:p>
-            <w:r>
-              <w:rPr>
-                <w:b w:val="0"/>
-                <w:i w:val="0"/>
-                <w:sz w:val="17"/>
-              </w:rPr>
-              <w:t>Merci de bien vouloir changé 2.04 en OUI et renseigné toutes les autres informations qui concerne aliou diagne .</w:t>
-            </w:r>
-          </w:p>
-        </w:tc>
-      </w:tr>
-      <w:tr>
-        <w:tc>
-          <w:tcPr>
-            <w:tcW w:type="dxa" w:w="964"/>
-          </w:tcPr>
-          <w:p>
-            <w:r>
-              <w:rPr>
-                <w:b/>
-                <w:i w:val="0"/>
-                <w:color w:val="EA580C"/>
-                <w:sz w:val="16"/>
-              </w:rPr>
-              <w:t>Moyenne</w:t>
-            </w:r>
-          </w:p>
-        </w:tc>
-        <w:tc>
-          <w:tcPr>
-            <w:tcW w:type="dxa" w:w="1247"/>
-          </w:tcPr>
-          <w:p>
-            <w:r>
-              <w:rPr>
-                <w:b/>
-                <w:i w:val="0"/>
-                <w:sz w:val="16"/>
-              </w:rPr>
-              <w:t>S03</w:t>
-              <w:br/>
-            </w:r>
-            <w:r>
-              <w:rPr>
-                <w:b w:val="0"/>
-                <w:i w:val="0"/>
-                <w:color w:val="64748B"/>
-                <w:sz w:val="14"/>
-              </w:rPr>
-              <w:t>Santé</w:t>
-            </w:r>
-          </w:p>
-        </w:tc>
-        <w:tc>
-          <w:tcPr>
-            <w:tcW w:type="dxa" w:w="1531"/>
-          </w:tcPr>
-          <w:p>
-            <w:r>
-              <w:rPr>
-                <w:b/>
-                <w:i w:val="0"/>
-                <w:color w:val="16A34A"/>
-                <w:sz w:val="16"/>
-              </w:rPr>
-              <w:t>s01q02, s01q12, s01q13, s02q03__2, s03q01, s01q00b</w:t>
-            </w:r>
-          </w:p>
-        </w:tc>
-        <w:tc>
-          <w:tcPr>
-            <w:tcW w:type="dxa" w:w="1191"/>
-          </w:tcPr>
-          <w:p>
-            <w:r>
-              <w:rPr>
-                <w:b w:val="0"/>
-                <w:i w:val="0"/>
-                <w:color w:val="64748B"/>
-                <w:sz w:val="16"/>
-              </w:rPr>
-              <w:t>GT-CQ</w:t>
-            </w:r>
-          </w:p>
-        </w:tc>
-        <w:tc>
-          <w:tcPr>
-            <w:tcW w:type="dxa" w:w="4706"/>
-          </w:tcPr>
-          <w:p>
-            <w:r>
-              <w:rPr>
-                <w:b w:val="0"/>
-                <w:i w:val="0"/>
-                <w:sz w:val="17"/>
-              </w:rPr>
-              <w:t>La section n'est pas renseignée pour Absa Sy, prière de la renseigner.</w:t>
+              <w:t>La section n'est pas renseignée pour Moustapha diagne2, prière de la renseigner.</w:t>
             </w:r>
           </w:p>
         </w:tc>
